--- a/word/04-chinh-sach-quy-trinh/qd-thanh-lap-hoi-dong-tham-dinh.docx
+++ b/word/04-chinh-sach-quy-trinh/qd-thanh-lap-hoi-dong-tham-dinh.docx
@@ -675,11 +675,11 @@
         <w:tblLayout w:type="autofit"/>
       </w:tblPr>
       <w:tblGrid>
-        <w:gridCol w:w="1490"/>
-        <w:gridCol w:w="1125"/>
-        <w:gridCol w:w="1782"/>
-        <w:gridCol w:w="3136"/>
-        <w:gridCol w:w="1492"/>
+        <w:gridCol w:w="672"/>
+        <w:gridCol w:w="1531"/>
+        <w:gridCol w:w="2065"/>
+        <w:gridCol w:w="2752"/>
+        <w:gridCol w:w="2005"/>
       </w:tblGrid>
       <w:tr>
         <w:trPr>
@@ -688,7 +688,7 @@
         </w:trPr>
         <w:tc>
           <w:tcPr>
-            <w:tcW w:type="dxa" w:w="1490"/>
+            <w:tcW w:type="dxa" w:w="672"/>
             <w:tcBorders>
               <w:top w:val="single" w:color="000000" w:sz="4"/>
               <w:left w:val="single" w:color="000000" w:sz="4"/>
@@ -725,7 +725,7 @@
         </w:tc>
         <w:tc>
           <w:tcPr>
-            <w:tcW w:type="dxa" w:w="1125"/>
+            <w:tcW w:type="dxa" w:w="1531"/>
             <w:tcBorders>
               <w:top w:val="single" w:color="000000" w:sz="4"/>
               <w:left w:val="single" w:color="000000" w:sz="4"/>
@@ -762,7 +762,7 @@
         </w:tc>
         <w:tc>
           <w:tcPr>
-            <w:tcW w:type="dxa" w:w="1782"/>
+            <w:tcW w:type="dxa" w:w="2065"/>
             <w:tcBorders>
               <w:top w:val="single" w:color="000000" w:sz="4"/>
               <w:left w:val="single" w:color="000000" w:sz="4"/>
@@ -799,7 +799,7 @@
         </w:tc>
         <w:tc>
           <w:tcPr>
-            <w:tcW w:type="dxa" w:w="3136"/>
+            <w:tcW w:type="dxa" w:w="2752"/>
             <w:tcBorders>
               <w:top w:val="single" w:color="000000" w:sz="4"/>
               <w:left w:val="single" w:color="000000" w:sz="4"/>
@@ -836,7 +836,7 @@
         </w:tc>
         <w:tc>
           <w:tcPr>
-            <w:tcW w:type="dxa" w:w="1492"/>
+            <w:tcW w:type="dxa" w:w="2005"/>
             <w:tcBorders>
               <w:top w:val="single" w:color="000000" w:sz="4"/>
               <w:left w:val="single" w:color="000000" w:sz="4"/>
@@ -879,7 +879,7 @@
         </w:trPr>
         <w:tc>
           <w:tcPr>
-            <w:tcW w:type="dxa" w:w="1490"/>
+            <w:tcW w:type="dxa" w:w="672"/>
             <w:tcBorders>
               <w:top w:val="single" w:color="000000" w:sz="4"/>
               <w:left w:val="single" w:color="000000" w:sz="4"/>
@@ -915,7 +915,7 @@
         </w:tc>
         <w:tc>
           <w:tcPr>
-            <w:tcW w:type="dxa" w:w="1125"/>
+            <w:tcW w:type="dxa" w:w="1531"/>
             <w:tcBorders>
               <w:top w:val="single" w:color="000000" w:sz="4"/>
               <w:left w:val="single" w:color="000000" w:sz="4"/>
@@ -952,7 +952,7 @@
         </w:tc>
         <w:tc>
           <w:tcPr>
-            <w:tcW w:type="dxa" w:w="1782"/>
+            <w:tcW w:type="dxa" w:w="2065"/>
             <w:tcBorders>
               <w:top w:val="single" w:color="000000" w:sz="4"/>
               <w:left w:val="single" w:color="000000" w:sz="4"/>
@@ -989,7 +989,7 @@
         </w:tc>
         <w:tc>
           <w:tcPr>
-            <w:tcW w:type="dxa" w:w="3136"/>
+            <w:tcW w:type="dxa" w:w="2752"/>
             <w:tcBorders>
               <w:top w:val="single" w:color="000000" w:sz="4"/>
               <w:left w:val="single" w:color="000000" w:sz="4"/>
@@ -1025,7 +1025,7 @@
         </w:tc>
         <w:tc>
           <w:tcPr>
-            <w:tcW w:type="dxa" w:w="1492"/>
+            <w:tcW w:type="dxa" w:w="2005"/>
             <w:tcBorders>
               <w:top w:val="single" w:color="000000" w:sz="4"/>
               <w:left w:val="single" w:color="000000" w:sz="4"/>
@@ -1068,7 +1068,7 @@
         </w:trPr>
         <w:tc>
           <w:tcPr>
-            <w:tcW w:type="dxa" w:w="1490"/>
+            <w:tcW w:type="dxa" w:w="672"/>
             <w:tcBorders>
               <w:top w:val="single" w:color="000000" w:sz="4"/>
               <w:left w:val="single" w:color="000000" w:sz="4"/>
@@ -1104,7 +1104,7 @@
         </w:tc>
         <w:tc>
           <w:tcPr>
-            <w:tcW w:type="dxa" w:w="1125"/>
+            <w:tcW w:type="dxa" w:w="1531"/>
             <w:tcBorders>
               <w:top w:val="single" w:color="000000" w:sz="4"/>
               <w:left w:val="single" w:color="000000" w:sz="4"/>
@@ -1141,7 +1141,7 @@
         </w:tc>
         <w:tc>
           <w:tcPr>
-            <w:tcW w:type="dxa" w:w="1782"/>
+            <w:tcW w:type="dxa" w:w="2065"/>
             <w:tcBorders>
               <w:top w:val="single" w:color="000000" w:sz="4"/>
               <w:left w:val="single" w:color="000000" w:sz="4"/>
@@ -1178,7 +1178,7 @@
         </w:tc>
         <w:tc>
           <w:tcPr>
-            <w:tcW w:type="dxa" w:w="3136"/>
+            <w:tcW w:type="dxa" w:w="2752"/>
             <w:tcBorders>
               <w:top w:val="single" w:color="000000" w:sz="4"/>
               <w:left w:val="single" w:color="000000" w:sz="4"/>
@@ -1214,7 +1214,7 @@
         </w:tc>
         <w:tc>
           <w:tcPr>
-            <w:tcW w:type="dxa" w:w="1492"/>
+            <w:tcW w:type="dxa" w:w="2005"/>
             <w:tcBorders>
               <w:top w:val="single" w:color="000000" w:sz="4"/>
               <w:left w:val="single" w:color="000000" w:sz="4"/>
@@ -1244,7 +1244,7 @@
         </w:trPr>
         <w:tc>
           <w:tcPr>
-            <w:tcW w:type="dxa" w:w="1490"/>
+            <w:tcW w:type="dxa" w:w="672"/>
             <w:tcBorders>
               <w:top w:val="single" w:color="000000" w:sz="4"/>
               <w:left w:val="single" w:color="000000" w:sz="4"/>
@@ -1280,7 +1280,7 @@
         </w:tc>
         <w:tc>
           <w:tcPr>
-            <w:tcW w:type="dxa" w:w="1125"/>
+            <w:tcW w:type="dxa" w:w="1531"/>
             <w:tcBorders>
               <w:top w:val="single" w:color="000000" w:sz="4"/>
               <w:left w:val="single" w:color="000000" w:sz="4"/>
@@ -1317,7 +1317,7 @@
         </w:tc>
         <w:tc>
           <w:tcPr>
-            <w:tcW w:type="dxa" w:w="1782"/>
+            <w:tcW w:type="dxa" w:w="2065"/>
             <w:tcBorders>
               <w:top w:val="single" w:color="000000" w:sz="4"/>
               <w:left w:val="single" w:color="000000" w:sz="4"/>
@@ -1354,7 +1354,7 @@
         </w:tc>
         <w:tc>
           <w:tcPr>
-            <w:tcW w:type="dxa" w:w="3136"/>
+            <w:tcW w:type="dxa" w:w="2752"/>
             <w:tcBorders>
               <w:top w:val="single" w:color="000000" w:sz="4"/>
               <w:left w:val="single" w:color="000000" w:sz="4"/>
@@ -1390,7 +1390,7 @@
         </w:tc>
         <w:tc>
           <w:tcPr>
-            <w:tcW w:type="dxa" w:w="1492"/>
+            <w:tcW w:type="dxa" w:w="2005"/>
             <w:tcBorders>
               <w:top w:val="single" w:color="000000" w:sz="4"/>
               <w:left w:val="single" w:color="000000" w:sz="4"/>
@@ -1420,7 +1420,7 @@
         </w:trPr>
         <w:tc>
           <w:tcPr>
-            <w:tcW w:type="dxa" w:w="1490"/>
+            <w:tcW w:type="dxa" w:w="672"/>
             <w:tcBorders>
               <w:top w:val="single" w:color="000000" w:sz="4"/>
               <w:left w:val="single" w:color="000000" w:sz="4"/>
@@ -1456,7 +1456,7 @@
         </w:tc>
         <w:tc>
           <w:tcPr>
-            <w:tcW w:type="dxa" w:w="1125"/>
+            <w:tcW w:type="dxa" w:w="1531"/>
             <w:tcBorders>
               <w:top w:val="single" w:color="000000" w:sz="4"/>
               <w:left w:val="single" w:color="000000" w:sz="4"/>
@@ -1493,7 +1493,7 @@
         </w:tc>
         <w:tc>
           <w:tcPr>
-            <w:tcW w:type="dxa" w:w="1782"/>
+            <w:tcW w:type="dxa" w:w="2065"/>
             <w:tcBorders>
               <w:top w:val="single" w:color="000000" w:sz="4"/>
               <w:left w:val="single" w:color="000000" w:sz="4"/>
@@ -1530,7 +1530,7 @@
         </w:tc>
         <w:tc>
           <w:tcPr>
-            <w:tcW w:type="dxa" w:w="3136"/>
+            <w:tcW w:type="dxa" w:w="2752"/>
             <w:tcBorders>
               <w:top w:val="single" w:color="000000" w:sz="4"/>
               <w:left w:val="single" w:color="000000" w:sz="4"/>
@@ -1566,7 +1566,7 @@
         </w:tc>
         <w:tc>
           <w:tcPr>
-            <w:tcW w:type="dxa" w:w="1492"/>
+            <w:tcW w:type="dxa" w:w="2005"/>
             <w:tcBorders>
               <w:top w:val="single" w:color="000000" w:sz="4"/>
               <w:left w:val="single" w:color="000000" w:sz="4"/>
@@ -1596,7 +1596,7 @@
         </w:trPr>
         <w:tc>
           <w:tcPr>
-            <w:tcW w:type="dxa" w:w="1490"/>
+            <w:tcW w:type="dxa" w:w="672"/>
             <w:tcBorders>
               <w:top w:val="single" w:color="000000" w:sz="4"/>
               <w:left w:val="single" w:color="000000" w:sz="4"/>
@@ -1632,7 +1632,7 @@
         </w:tc>
         <w:tc>
           <w:tcPr>
-            <w:tcW w:type="dxa" w:w="1125"/>
+            <w:tcW w:type="dxa" w:w="1531"/>
             <w:tcBorders>
               <w:top w:val="single" w:color="000000" w:sz="4"/>
               <w:left w:val="single" w:color="000000" w:sz="4"/>
@@ -1669,7 +1669,7 @@
         </w:tc>
         <w:tc>
           <w:tcPr>
-            <w:tcW w:type="dxa" w:w="1782"/>
+            <w:tcW w:type="dxa" w:w="2065"/>
             <w:tcBorders>
               <w:top w:val="single" w:color="000000" w:sz="4"/>
               <w:left w:val="single" w:color="000000" w:sz="4"/>
@@ -1706,7 +1706,7 @@
         </w:tc>
         <w:tc>
           <w:tcPr>
-            <w:tcW w:type="dxa" w:w="3136"/>
+            <w:tcW w:type="dxa" w:w="2752"/>
             <w:tcBorders>
               <w:top w:val="single" w:color="000000" w:sz="4"/>
               <w:left w:val="single" w:color="000000" w:sz="4"/>
@@ -1742,7 +1742,7 @@
         </w:tc>
         <w:tc>
           <w:tcPr>
-            <w:tcW w:type="dxa" w:w="1492"/>
+            <w:tcW w:type="dxa" w:w="2005"/>
             <w:tcBorders>
               <w:top w:val="single" w:color="000000" w:sz="4"/>
               <w:left w:val="single" w:color="000000" w:sz="4"/>
@@ -1772,7 +1772,7 @@
         </w:trPr>
         <w:tc>
           <w:tcPr>
-            <w:tcW w:type="dxa" w:w="1490"/>
+            <w:tcW w:type="dxa" w:w="672"/>
             <w:tcBorders>
               <w:top w:val="single" w:color="000000" w:sz="4"/>
               <w:left w:val="single" w:color="000000" w:sz="4"/>
@@ -1808,7 +1808,7 @@
         </w:tc>
         <w:tc>
           <w:tcPr>
-            <w:tcW w:type="dxa" w:w="1125"/>
+            <w:tcW w:type="dxa" w:w="1531"/>
             <w:tcBorders>
               <w:top w:val="single" w:color="000000" w:sz="4"/>
               <w:left w:val="single" w:color="000000" w:sz="4"/>
@@ -1845,7 +1845,7 @@
         </w:tc>
         <w:tc>
           <w:tcPr>
-            <w:tcW w:type="dxa" w:w="1782"/>
+            <w:tcW w:type="dxa" w:w="2065"/>
             <w:tcBorders>
               <w:top w:val="single" w:color="000000" w:sz="4"/>
               <w:left w:val="single" w:color="000000" w:sz="4"/>
@@ -1882,7 +1882,7 @@
         </w:tc>
         <w:tc>
           <w:tcPr>
-            <w:tcW w:type="dxa" w:w="3136"/>
+            <w:tcW w:type="dxa" w:w="2752"/>
             <w:tcBorders>
               <w:top w:val="single" w:color="000000" w:sz="4"/>
               <w:left w:val="single" w:color="000000" w:sz="4"/>
@@ -1918,7 +1918,7 @@
         </w:tc>
         <w:tc>
           <w:tcPr>
-            <w:tcW w:type="dxa" w:w="1492"/>
+            <w:tcW w:type="dxa" w:w="2005"/>
             <w:tcBorders>
               <w:top w:val="single" w:color="000000" w:sz="4"/>
               <w:left w:val="single" w:color="000000" w:sz="4"/>
